--- a/.scratch/soc-builder/dev/_draft-2.docx
+++ b/.scratch/soc-builder/dev/_draft-2.docx
@@ -3652,10 +3652,48 @@
           <w:p>
             <w:r>
               <w:t xml:space="preserve">อากาศยาน</w:t>
-              <w:br/>
-              <w:t xml:space="preserve">- มุมมองปกติสามารถมองเห็นได้ที่ระยะ ๔๐๐ เมตร</w:t>
-              <w:br/>
-              <w:t xml:space="preserve">- การย่อขยาย ๓๑ เท่าสามารถมองเห็นได้ที่ระยะ ๑,๐๐๐ เมตร</w:t>
+            </w:r>
+          </w:p>
+        </w:tc>
+        <w:tc>
+          <w:p/>
+        </w:tc>
+        <w:tc>
+          <w:p/>
+        </w:tc>
+        <w:tc>
+          <w:p/>
+        </w:tc>
+      </w:tr>
+      <w:tr>
+        <w:tc>
+          <w:p/>
+        </w:tc>
+        <w:tc>
+          <w:p>
+            <w:r>
+              <w:t xml:space="preserve">มุมมองปกติสามารถมองเห็นได้ที่ระยะ ๔๐๐ เมตร</w:t>
+            </w:r>
+          </w:p>
+        </w:tc>
+        <w:tc>
+          <w:p/>
+        </w:tc>
+        <w:tc>
+          <w:p/>
+        </w:tc>
+        <w:tc>
+          <w:p/>
+        </w:tc>
+      </w:tr>
+      <w:tr>
+        <w:tc>
+          <w:p/>
+        </w:tc>
+        <w:tc>
+          <w:p>
+            <w:r>
+              <w:t xml:space="preserve">การย่อขยาย ๓๑ เท่าสามารถมองเห็นได้ที่ระยะ ๑,๐๐๐ เมตร</w:t>
             </w:r>
           </w:p>
         </w:tc>
@@ -3681,10 +3719,48 @@
           <w:p>
             <w:r>
               <w:t xml:space="preserve">ยานพาหนะ</w:t>
-              <w:br/>
-              <w:t xml:space="preserve">- มุมมองปกติสามารถมองเห็นได้ที่ระยะ ๑๕๐ เมตร</w:t>
-              <w:br/>
-              <w:t xml:space="preserve">- การย่อขยาย ๓๑ เท่าสามารถมองเห็นได้ที่ระยะ ๕๐๐ เมตร</w:t>
+            </w:r>
+          </w:p>
+        </w:tc>
+        <w:tc>
+          <w:p/>
+        </w:tc>
+        <w:tc>
+          <w:p/>
+        </w:tc>
+        <w:tc>
+          <w:p/>
+        </w:tc>
+      </w:tr>
+      <w:tr>
+        <w:tc>
+          <w:p/>
+        </w:tc>
+        <w:tc>
+          <w:p>
+            <w:r>
+              <w:t xml:space="preserve">มุมมองปกติสามารถมองเห็นได้ที่ระยะ ๑๕๐ เมตร</w:t>
+            </w:r>
+          </w:p>
+        </w:tc>
+        <w:tc>
+          <w:p/>
+        </w:tc>
+        <w:tc>
+          <w:p/>
+        </w:tc>
+        <w:tc>
+          <w:p/>
+        </w:tc>
+      </w:tr>
+      <w:tr>
+        <w:tc>
+          <w:p/>
+        </w:tc>
+        <w:tc>
+          <w:p>
+            <w:r>
+              <w:t xml:space="preserve">การย่อขยาย ๓๑ เท่าสามารถมองเห็นได้ที่ระยะ ๕๐๐ เมตร</w:t>
             </w:r>
           </w:p>
         </w:tc>
@@ -3710,10 +3786,48 @@
           <w:p>
             <w:r>
               <w:t xml:space="preserve">คน สัตว์ หรือวัตถุ ที่มีขนาดไม่น้อยกว่า ๓๐ ซ.ม. x ๓๐ ซ.ม. X ๓๐ ซ.ม. (กว้างหยาวงสูง)</w:t>
-              <w:br/>
-              <w:t xml:space="preserve">- มุมมองปกติสามารถมองเห็นได้ที่ระยะ ๕๐ เมตร</w:t>
-              <w:br/>
-              <w:t xml:space="preserve">- การย่อขยาย ๓๑ เท่าสามารถมองเห็นได้ที่ระยะ ๕๐๐ เมตร</w:t>
+            </w:r>
+          </w:p>
+        </w:tc>
+        <w:tc>
+          <w:p/>
+        </w:tc>
+        <w:tc>
+          <w:p/>
+        </w:tc>
+        <w:tc>
+          <w:p/>
+        </w:tc>
+      </w:tr>
+      <w:tr>
+        <w:tc>
+          <w:p/>
+        </w:tc>
+        <w:tc>
+          <w:p>
+            <w:r>
+              <w:t xml:space="preserve">มุมมองปกติสามารถมองเห็นได้ที่ระยะ ๕๐ เมตร</w:t>
+            </w:r>
+          </w:p>
+        </w:tc>
+        <w:tc>
+          <w:p/>
+        </w:tc>
+        <w:tc>
+          <w:p/>
+        </w:tc>
+        <w:tc>
+          <w:p/>
+        </w:tc>
+      </w:tr>
+      <w:tr>
+        <w:tc>
+          <w:p/>
+        </w:tc>
+        <w:tc>
+          <w:p>
+            <w:r>
+              <w:t xml:space="preserve">การย่อขยาย ๓๑ เท่าสามารถมองเห็นได้ที่ระยะ ๕๐๐ เมตร</w:t>
             </w:r>
           </w:p>
         </w:tc>
@@ -4322,12 +4436,81 @@
           <w:p>
             <w:r>
               <w:t xml:space="preserve">มีหน่วยประมวลผลเพื่อแสดงภาพ โดยมีคุณลักษณะอย่างใดอย่างหนึ่ง หรือดีกว่า ดังนี้</w:t>
-              <w:br/>
-              <w:t xml:space="preserve">๑) เป็นแผงวงจรเพื่อแสดงภาพแยกจากแผงวงจรหลักที่มีหน่วยความจำขนาดไม่ น้อยกว่า ๒ GB หรือ</w:t>
-              <w:br/>
-              <w:t xml:space="preserve">๒) มีหน่วยประมวลผลเพื่อแสดงภาพติดตั้งอยู่ภายในหน่วยประมวลผลกลาง แบบ Graphics Processing Unit ที่สามารถใช้หน่วยความจำหลักในการ แสดงภาพขนาดไม่น้อยกว่า ๒ GB หรือ</w:t>
-              <w:br/>
-              <w:t xml:space="preserve">๓) มีหน่วยประมวลผลเพื่อแสดงภาพที่มีความสามารถในการใช้หน่วยความจำ หลักในการแสดงภาพ ขนาดไม่น้อยกว่า ๒ GB</w:t>
+            </w:r>
+          </w:p>
+        </w:tc>
+        <w:tc>
+          <w:p/>
+        </w:tc>
+        <w:tc>
+          <w:p/>
+        </w:tc>
+        <w:tc>
+          <w:p/>
+        </w:tc>
+      </w:tr>
+      <w:tr>
+        <w:tc>
+          <w:p>
+            <w:r>
+              <w:t xml:space="preserve">๑)</w:t>
+            </w:r>
+          </w:p>
+        </w:tc>
+        <w:tc>
+          <w:p>
+            <w:r>
+              <w:t xml:space="preserve">เป็นแผงวงจรเพื่อแสดงภาพแยกจากแผงวงจรหลักที่มีหน่วยความจำขนาดไม่ น้อยกว่า ๒ GB หรือ</w:t>
+            </w:r>
+          </w:p>
+        </w:tc>
+        <w:tc>
+          <w:p/>
+        </w:tc>
+        <w:tc>
+          <w:p/>
+        </w:tc>
+        <w:tc>
+          <w:p/>
+        </w:tc>
+      </w:tr>
+      <w:tr>
+        <w:tc>
+          <w:p>
+            <w:r>
+              <w:t xml:space="preserve">๒)</w:t>
+            </w:r>
+          </w:p>
+        </w:tc>
+        <w:tc>
+          <w:p>
+            <w:r>
+              <w:t xml:space="preserve">มีหน่วยประมวลผลเพื่อแสดงภาพติดตั้งอยู่ภายในหน่วยประมวลผลกลาง แบบ Graphics Processing Unit ที่สามารถใช้หน่วยความจำหลักในการ แสดงภาพขนาดไม่น้อยกว่า ๒ GB หรือ</w:t>
+            </w:r>
+          </w:p>
+        </w:tc>
+        <w:tc>
+          <w:p/>
+        </w:tc>
+        <w:tc>
+          <w:p/>
+        </w:tc>
+        <w:tc>
+          <w:p/>
+        </w:tc>
+      </w:tr>
+      <w:tr>
+        <w:tc>
+          <w:p>
+            <w:r>
+              <w:t xml:space="preserve">๓)</w:t>
+            </w:r>
+          </w:p>
+        </w:tc>
+        <w:tc>
+          <w:p>
+            <w:r>
+              <w:t xml:space="preserve">มีหน่วยประมวลผลเพื่อแสดงภาพที่มีความสามารถในการใช้หน่วยความจำ หลักในการแสดงภาพ ขนาดไม่น้อยกว่า ๒ GB</w:t>
             </w:r>
           </w:p>
         </w:tc>
